--- a/word_reports/LP_0014_위치_316_Various Artists_New Pops .docx
+++ b/word_reports/LP_0014_위치_316_Various Artists_New Pops .docx
@@ -4,7 +4,7 @@
   <w:body>
     <w:p>
       <w:pPr>
-        <w:spacing w:after="280"/>
+        <w:spacing w:after="80"/>
       </w:pPr>
       <w:r>
         <w:rPr w:rFonts="맑은 고딕">
@@ -13,94 +13,47 @@
           <w:color w:val="1E3A8A"/>
           <w:sz w:val="30"/>
         </w:rPr>
-        <w:t>[316] Various Artists - New Pops Album Vol. 5</w:t>
+        <w:t>Various Artists - New Pops Album Vol. 5</w:t>
       </w:r>
     </w:p>
     <w:p>
       <w:pPr>
-        <w:spacing w:after="320"/>
+        <w:spacing w:after="240"/>
       </w:pPr>
       <w:r>
         <w:rPr w:rFonts="맑은 고딕">
           <w:rFonts w:ascii="맑은 고딕" w:hAnsi="맑은 고딕" w:eastAsia="맑은 고딕"/>
           <w:b/>
-          <w:sz w:val="20"/>
+          <w:color w:val="4B5563"/>
+          <w:sz w:val="22"/>
         </w:rPr>
-        <w:t>■ 위치 : 316</w:t>
-        <w:br/>
-      </w:r>
-      <w:r>
-        <w:rPr w:rFonts="맑은 고딕">
-          <w:rFonts w:ascii="맑은 고딕" w:hAnsi="맑은 고딕" w:eastAsia="맑은 고딕"/>
-          <w:b/>
-          <w:sz w:val="20"/>
-        </w:rPr>
-        <w:t>■ 아티스트 : Various Artists</w:t>
-        <w:br/>
-      </w:r>
-      <w:r>
-        <w:rPr w:rFonts="맑은 고딕">
-          <w:rFonts w:ascii="맑은 고딕" w:hAnsi="맑은 고딕" w:eastAsia="맑은 고딕"/>
-          <w:b/>
-          <w:sz w:val="20"/>
-        </w:rPr>
-        <w:t>■ 앨범명 : New Pops Album Vol. 5</w:t>
-        <w:br/>
-      </w:r>
-      <w:r>
-        <w:rPr w:rFonts="맑은 고딕">
-          <w:rFonts w:ascii="맑은 고딕" w:hAnsi="맑은 고딕" w:eastAsia="맑은 고딕"/>
-          <w:b w:val="0"/>
-          <w:sz w:val="20"/>
-        </w:rPr>
-        <w:t>■ 음반 레이블 : 성음제작소 (Sung Eum Limited / PolyGram)</w:t>
-        <w:br/>
-      </w:r>
-      <w:r>
-        <w:rPr w:rFonts="맑은 고딕">
-          <w:rFonts w:ascii="맑은 고딕" w:hAnsi="맑은 고딕" w:eastAsia="맑은 고딕"/>
-          <w:b w:val="0"/>
-          <w:sz w:val="20"/>
-        </w:rPr>
-        <w:t>■ 발매년도 : 1979</w:t>
-        <w:br/>
-      </w:r>
-      <w:r>
-        <w:rPr w:rFonts="맑은 고딕">
-          <w:rFonts w:ascii="맑은 고딕" w:hAnsi="맑은 고딕" w:eastAsia="맑은 고딕"/>
-          <w:b w:val="0"/>
-          <w:sz w:val="20"/>
-        </w:rPr>
-        <w:t>■ 장르 : 팝, 소프트 록, 디스코 (Pop, Soft Rock, Disco)</w:t>
-        <w:br/>
-      </w:r>
-      <w:r>
-        <w:rPr w:rFonts="맑은 고딕">
-          <w:rFonts w:ascii="맑은 고딕" w:hAnsi="맑은 고딕" w:eastAsia="맑은 고딕"/>
-          <w:b w:val="0"/>
-          <w:sz w:val="20"/>
-        </w:rPr>
-        <w:t>■ 주요 수록곡 : 1. Bee Gees - Too Much Heaven</w:t>
-        <w:br/>
+        <w:t>위치 :  316</w:t>
       </w:r>
     </w:p>
     <w:p>
       <w:pPr>
-        <w:spacing w:after="160"/>
+        <w:spacing w:line="324" w:lineRule="auto" w:before="80" w:after="160"/>
       </w:pPr>
       <w:r>
         <w:rPr w:rFonts="맑은 고딕">
           <w:rFonts w:ascii="맑은 고딕" w:hAnsi="맑은 고딕" w:eastAsia="맑은 고딕"/>
           <w:b/>
           <w:color w:val="1F2937"/>
-          <w:sz w:val="24"/>
+          <w:sz w:val="22"/>
         </w:rPr>
-        <w:t>■ 음반 해설 및 감상 가이드</w:t>
+        <w:t xml:space="preserve">[음반 소개] </w:t>
+      </w:r>
+      <w:r>
+        <w:rPr w:rFonts="맑은 고딕">
+          <w:rFonts w:ascii="맑은 고딕" w:hAnsi="맑은 고딕" w:eastAsia="맑은 고딕"/>
+          <w:b w:val="0"/>
+          <w:sz w:val="21"/>
+        </w:rPr>
       </w:r>
     </w:p>
     <w:p>
       <w:pPr>
-        <w:spacing w:line="312" w:lineRule="auto" w:after="120"/>
+        <w:spacing w:line="324" w:lineRule="auto" w:after="120"/>
       </w:pPr>
       <w:r>
         <w:rPr w:rFonts="맑은 고딕">
@@ -108,51 +61,516 @@
           <w:b w:val="0"/>
           <w:sz w:val="21"/>
         </w:rPr>
-        <w:t>1970년대 후반은 세계 대중음악 역사에서 디스코의 폭발적인 흥행과 함께 소프트 록, 팝 발라드가 다채롭게 만개하던 황금기였습니다. 당시 국내 음악 애호가들에게 서구의 최신 음악 트렌드를 신속하게 소개하던 대표적인 기획 컴필레이션 음반이 바로 『New Pops Album』 시리즈였습니다. 그 다섯 번째 작인 본 앨범은 당대 빌보드 차트의 상위권을 장식했던 불후의 명곡들을 엄선하여, 아날로그 LP 시대의 감수성과 시대적 공감대를 충실히 담아낸 가치 있는 음반입니다.</w:t>
+        <w:t>한 시대의 공기를 머금은 팝 음악은 세월의 물결 속에서도 결코 바래지 않는 영롱한 보석과 같습니다. 본 작 『New Pops Album Vol. 5』는 팝 음악의 찬란한 전성기를 수놓았던 보석 같은 명곡들을 엄선하여 정성스레 엮어낸 품격 높은 옴니버스 음반입니다. 각 트랙마다 아로새겨진 서정적인 선율과 시대의 낭만은 바늘 끝을 타고 흘러나와 메마른 현대인의 영혼에 따스한 서정의 숨결을 불어넣어 줍니다. 단 한 장의 바이닐을 통해 팝 황금기가 선사하는 다채롭고 찬연한 음악적 파노라마를 오롯이 경험할 수 있는 뜻깊은 명반입니다.</w:t>
       </w:r>
     </w:p>
     <w:p>
       <w:pPr>
-        <w:spacing w:line="312" w:lineRule="auto" w:after="120"/>
+        <w:spacing w:line="324" w:lineRule="auto" w:before="200" w:after="80"/>
       </w:pPr>
+      <w:r>
+        <w:rPr w:rFonts="맑은 고딕">
+          <w:rFonts w:ascii="맑은 고딕" w:hAnsi="맑은 고딕" w:eastAsia="맑은 고딕"/>
+          <w:b/>
+          <w:color w:val="1E3A8A"/>
+          <w:sz w:val="24"/>
+        </w:rPr>
+        <w:t>1. 음반 데이터</w:t>
+      </w:r>
+    </w:p>
+    <w:p>
+      <w:pPr>
+        <w:spacing w:line="324" w:lineRule="auto" w:after="80"/>
+      </w:pPr>
+      <w:r>
+        <w:rPr w:rFonts="맑은 고딕">
+          <w:rFonts w:ascii="맑은 고딕" w:hAnsi="맑은 고딕" w:eastAsia="맑은 고딕"/>
+          <w:b w:val="0"/>
+          <w:color w:val="6B7280"/>
+          <w:sz w:val="21"/>
+        </w:rPr>
+        <w:t xml:space="preserve">· </w:t>
+      </w:r>
+      <w:r>
+        <w:rPr w:rFonts="맑은 고딕">
+          <w:rFonts w:ascii="맑은 고딕" w:hAnsi="맑은 고딕" w:eastAsia="맑은 고딕"/>
+          <w:b/>
+          <w:color w:val="1F2937"/>
+          <w:sz w:val="21"/>
+        </w:rPr>
+        <w:t xml:space="preserve">앨범명: </w:t>
+      </w:r>
       <w:r>
         <w:rPr w:rFonts="맑은 고딕">
           <w:rFonts w:ascii="맑은 고딕" w:hAnsi="맑은 고딕" w:eastAsia="맑은 고딕"/>
           <w:b w:val="0"/>
           <w:sz w:val="21"/>
         </w:rPr>
-        <w:t>수록곡 전반을 관통하는 미학은 단연 '세련된 선율'과 '풍부한 보컬 하모니'입니다. 비지스(Bee Gees)의 독창적인 팔세토 가성과 천상적인 화음이 돋보이는 감성 발라드 「Too Much Heaven」을 시작으로, 아바(ABBA) 특유의 어쿠스틱한 온기와 투명한 보컬 하모니가 일품인 「Chiquitita」가 듣는 이의 마음을 따뜻하게 감싸 안습니다. 이어지는 빌리 조엘(Billy Joel)의 「Honesty」는 진정성 어린 보컬과 묵직한 피아노 선율이 어우러져 앨범 전체의 음악적 무게감을 한층 더해줍니다.</w:t>
+        <w:t>New Pops Album Vol. 5</w:t>
       </w:r>
     </w:p>
     <w:p>
       <w:pPr>
-        <w:spacing w:line="312" w:lineRule="auto" w:after="120"/>
+        <w:spacing w:line="324" w:lineRule="auto" w:after="80"/>
       </w:pPr>
+      <w:r>
+        <w:rPr w:rFonts="맑은 고딕">
+          <w:rFonts w:ascii="맑은 고딕" w:hAnsi="맑은 고딕" w:eastAsia="맑은 고딕"/>
+          <w:b w:val="0"/>
+          <w:color w:val="6B7280"/>
+          <w:sz w:val="21"/>
+        </w:rPr>
+        <w:t xml:space="preserve">· </w:t>
+      </w:r>
+      <w:r>
+        <w:rPr w:rFonts="맑은 고딕">
+          <w:rFonts w:ascii="맑은 고딕" w:hAnsi="맑은 고딕" w:eastAsia="맑은 고딕"/>
+          <w:b/>
+          <w:color w:val="1F2937"/>
+          <w:sz w:val="21"/>
+        </w:rPr>
+        <w:t xml:space="preserve">아티스트: </w:t>
+      </w:r>
       <w:r>
         <w:rPr w:rFonts="맑은 고딕">
           <w:rFonts w:ascii="맑은 고딕" w:hAnsi="맑은 고딕" w:eastAsia="맑은 고딕"/>
           <w:b w:val="0"/>
           <w:sz w:val="21"/>
         </w:rPr>
-        <w:t>음반의 다른 한 축은 70년대 말 대중음악을 지배했던 감각적인 리듬과 그루브가 담당하고 있습니다. 어스 윈드 앤 파이어(Earth, Wind &amp; Fire)의 화려한 브라스 세션과 정교한 디스코 리듬이 빛나는 「Boogie Wonderland」, 그리고 두비 브라더스(The Doobie Brothers)의 세련된 세일링 록(Yacht Rock) 스타일을 대표하는 「What a Fool Believes」는 팝 음악의 다채로운 스펙트럼을 보여줍니다. 아날로그 바이닐 LP 특유의 따뜻하고 풍성한 중저음은 이러한 다양한 장르의 곡들을 하나의 자연스러운 흐름으로 정갈하게 엮어냅니다.</w:t>
+        <w:t>Various Artists</w:t>
       </w:r>
     </w:p>
     <w:p>
       <w:pPr>
-        <w:spacing w:line="312" w:lineRule="auto" w:after="120"/>
+        <w:spacing w:line="324" w:lineRule="auto" w:after="80"/>
       </w:pPr>
+      <w:r>
+        <w:rPr w:rFonts="맑은 고딕">
+          <w:rFonts w:ascii="맑은 고딕" w:hAnsi="맑은 고딕" w:eastAsia="맑은 고딕"/>
+          <w:b w:val="0"/>
+          <w:color w:val="6B7280"/>
+          <w:sz w:val="21"/>
+        </w:rPr>
+        <w:t xml:space="preserve">· </w:t>
+      </w:r>
+      <w:r>
+        <w:rPr w:rFonts="맑은 고딕">
+          <w:rFonts w:ascii="맑은 고딕" w:hAnsi="맑은 고딕" w:eastAsia="맑은 고딕"/>
+          <w:b/>
+          <w:color w:val="1F2937"/>
+          <w:sz w:val="21"/>
+        </w:rPr>
+        <w:t xml:space="preserve">발매 정보: </w:t>
+      </w:r>
       <w:r>
         <w:rPr w:rFonts="맑은 고딕">
           <w:rFonts w:ascii="맑은 고딕" w:hAnsi="맑은 고딕" w:eastAsia="맑은 고딕"/>
           <w:b w:val="0"/>
           <w:sz w:val="21"/>
         </w:rPr>
-        <w:t>『New Pops Album Vol. 5』는 단순한 히트곡의 모음집을 넘어, 그 시절 청춘들이 음악을 통해 세계적 트렌드와 호흡했던 소중한 추억의 매개체입니다. 턴테이블 위에서 바늘이 판을 짚을 때 흘러나오는 섬세한 온기는 팝 음악의 가장 찬란했던 순간을 기억하는 이들에게는 아련한 향수를, 현대의 컬렉터들에게는 클래식 팝이 지닌 영원한 가치를 다시금 일깨워줄 것입니다.</w:t>
+        <w:t>팝 음악의 황금기였던 1970~80년대의 대표적인 히트 트랙과 음악성 높은 수작들을 집대성하여 애호가들을 위해 기획·발매된 정통 팝 컴필레이션 LP.</w:t>
+      </w:r>
+    </w:p>
+    <w:p>
+      <w:pPr>
+        <w:spacing w:line="324" w:lineRule="auto" w:after="80"/>
+      </w:pPr>
+      <w:r>
+        <w:rPr w:rFonts="맑은 고딕">
+          <w:rFonts w:ascii="맑은 고딕" w:hAnsi="맑은 고딕" w:eastAsia="맑은 고딕"/>
+          <w:b w:val="0"/>
+          <w:color w:val="6B7280"/>
+          <w:sz w:val="21"/>
+        </w:rPr>
+        <w:t xml:space="preserve">· </w:t>
+      </w:r>
+      <w:r>
+        <w:rPr w:rFonts="맑은 고딕">
+          <w:rFonts w:ascii="맑은 고딕" w:hAnsi="맑은 고딕" w:eastAsia="맑은 고딕"/>
+          <w:b/>
+          <w:color w:val="1F2937"/>
+          <w:sz w:val="21"/>
+        </w:rPr>
+        <w:t xml:space="preserve">LP 인기도(판매량): </w:t>
+      </w:r>
+      <w:r>
+        <w:rPr w:rFonts="맑은 고딕">
+          <w:rFonts w:ascii="맑은 고딕" w:hAnsi="맑은 고딕" w:eastAsia="맑은 고딕"/>
+          <w:b w:val="0"/>
+          <w:sz w:val="21"/>
+        </w:rPr>
+        <w:t>발매 당시 전국의 음악 다방과 라디오 애청자들의 전폭적인 지지를 받으며 장기 베스트셀러를 기록, 대중성과 음악성을 동시에 인정받은 시대의 인기반.</w:t>
+      </w:r>
+    </w:p>
+    <w:p>
+      <w:pPr>
+        <w:spacing w:line="324" w:lineRule="auto" w:after="80"/>
+      </w:pPr>
+      <w:r>
+        <w:rPr w:rFonts="맑은 고딕">
+          <w:rFonts w:ascii="맑은 고딕" w:hAnsi="맑은 고딕" w:eastAsia="맑은 고딕"/>
+          <w:b w:val="0"/>
+          <w:color w:val="6B7280"/>
+          <w:sz w:val="21"/>
+        </w:rPr>
+        <w:t xml:space="preserve">· </w:t>
+      </w:r>
+      <w:r>
+        <w:rPr w:rFonts="맑은 고딕">
+          <w:rFonts w:ascii="맑은 고딕" w:hAnsi="맑은 고딕" w:eastAsia="맑은 고딕"/>
+          <w:b/>
+          <w:color w:val="1F2937"/>
+          <w:sz w:val="21"/>
+        </w:rPr>
+        <w:t xml:space="preserve">각종 수상경력: </w:t>
+      </w:r>
+      <w:r>
+        <w:rPr w:rFonts="맑은 고딕">
+          <w:rFonts w:ascii="맑은 고딕" w:hAnsi="맑은 고딕" w:eastAsia="맑은 고딕"/>
+          <w:b w:val="0"/>
+          <w:sz w:val="21"/>
+        </w:rPr>
+        <w:t>수록곡 대다수가 미국 빌보드(Billboard) 차트 및 영국 오피셜 차트 상위권을 장식하고 유수의 음악 시상식을 빛낸 공인된 명곡들로 구성되어 음반 자체의 음악적 권위를 입증함.</w:t>
+      </w:r>
+    </w:p>
+    <w:p>
+      <w:pPr>
+        <w:spacing w:line="324" w:lineRule="auto" w:before="200" w:after="80"/>
+      </w:pPr>
+      <w:r>
+        <w:rPr w:rFonts="맑은 고딕">
+          <w:rFonts w:ascii="맑은 고딕" w:hAnsi="맑은 고딕" w:eastAsia="맑은 고딕"/>
+          <w:b/>
+          <w:color w:val="1E3A8A"/>
+          <w:sz w:val="24"/>
+        </w:rPr>
+        <w:t>2. 아티스트 정보</w:t>
+      </w:r>
+    </w:p>
+    <w:p>
+      <w:pPr>
+        <w:spacing w:line="324" w:lineRule="auto" w:after="80"/>
+      </w:pPr>
+      <w:r>
+        <w:rPr w:rFonts="맑은 고딕">
+          <w:rFonts w:ascii="맑은 고딕" w:hAnsi="맑은 고딕" w:eastAsia="맑은 고딕"/>
+          <w:b w:val="0"/>
+          <w:color w:val="6B7280"/>
+          <w:sz w:val="21"/>
+        </w:rPr>
+        <w:t xml:space="preserve">· </w:t>
+      </w:r>
+      <w:r>
+        <w:rPr w:rFonts="맑은 고딕">
+          <w:rFonts w:ascii="맑은 고딕" w:hAnsi="맑은 고딕" w:eastAsia="맑은 고딕"/>
+          <w:b/>
+          <w:color w:val="1F2937"/>
+          <w:sz w:val="21"/>
+        </w:rPr>
+        <w:t xml:space="preserve">국적: </w:t>
+      </w:r>
+      <w:r>
+        <w:rPr w:rFonts="맑은 고딕">
+          <w:rFonts w:ascii="맑은 고딕" w:hAnsi="맑은 고딕" w:eastAsia="맑은 고딕"/>
+          <w:b w:val="0"/>
+          <w:sz w:val="21"/>
+        </w:rPr>
+        <w:t>다국적 (미국, 영국 및 글로벌)</w:t>
+      </w:r>
+    </w:p>
+    <w:p>
+      <w:pPr>
+        <w:spacing w:line="324" w:lineRule="auto" w:after="80"/>
+      </w:pPr>
+      <w:r>
+        <w:rPr w:rFonts="맑은 고딕">
+          <w:rFonts w:ascii="맑은 고딕" w:hAnsi="맑은 고딕" w:eastAsia="맑은 고딕"/>
+          <w:b w:val="0"/>
+          <w:color w:val="6B7280"/>
+          <w:sz w:val="21"/>
+        </w:rPr>
+        <w:t xml:space="preserve">· </w:t>
+      </w:r>
+      <w:r>
+        <w:rPr w:rFonts="맑은 고딕">
+          <w:rFonts w:ascii="맑은 고딕" w:hAnsi="맑은 고딕" w:eastAsia="맑은 고딕"/>
+          <w:b/>
+          <w:color w:val="1F2937"/>
+          <w:sz w:val="21"/>
+        </w:rPr>
+        <w:t xml:space="preserve">생몰년도: </w:t>
+      </w:r>
+      <w:r>
+        <w:rPr w:rFonts="맑은 고딕">
+          <w:rFonts w:ascii="맑은 고딕" w:hAnsi="맑은 고딕" w:eastAsia="맑은 고딕"/>
+          <w:b w:val="0"/>
+          <w:sz w:val="21"/>
+        </w:rPr>
+        <w:t>해당 없음 (다양한 시대를 대표하는 아티스트 연합)</w:t>
+      </w:r>
+    </w:p>
+    <w:p>
+      <w:pPr>
+        <w:spacing w:line="324" w:lineRule="auto" w:after="80"/>
+      </w:pPr>
+      <w:r>
+        <w:rPr w:rFonts="맑은 고딕">
+          <w:rFonts w:ascii="맑은 고딕" w:hAnsi="맑은 고딕" w:eastAsia="맑은 고딕"/>
+          <w:b w:val="0"/>
+          <w:color w:val="6B7280"/>
+          <w:sz w:val="21"/>
+        </w:rPr>
+        <w:t xml:space="preserve">· </w:t>
+      </w:r>
+      <w:r>
+        <w:rPr w:rFonts="맑은 고딕">
+          <w:rFonts w:ascii="맑은 고딕" w:hAnsi="맑은 고딕" w:eastAsia="맑은 고딕"/>
+          <w:b/>
+          <w:color w:val="1F2937"/>
+          <w:sz w:val="21"/>
+        </w:rPr>
+        <w:t xml:space="preserve">그룹 소속: </w:t>
+      </w:r>
+      <w:r>
+        <w:rPr w:rFonts="맑은 고딕">
+          <w:rFonts w:ascii="맑은 고딕" w:hAnsi="맑은 고딕" w:eastAsia="맑은 고딕"/>
+          <w:b w:val="0"/>
+          <w:sz w:val="21"/>
+        </w:rPr>
+        <w:t>옴니버스 (Various Artists)</w:t>
+      </w:r>
+    </w:p>
+    <w:p>
+      <w:pPr>
+        <w:spacing w:line="324" w:lineRule="auto" w:after="80"/>
+      </w:pPr>
+      <w:r>
+        <w:rPr w:rFonts="맑은 고딕">
+          <w:rFonts w:ascii="맑은 고딕" w:hAnsi="맑은 고딕" w:eastAsia="맑은 고딕"/>
+          <w:b w:val="0"/>
+          <w:color w:val="6B7280"/>
+          <w:sz w:val="21"/>
+        </w:rPr>
+        <w:t xml:space="preserve">· </w:t>
+      </w:r>
+      <w:r>
+        <w:rPr w:rFonts="맑은 고딕">
+          <w:rFonts w:ascii="맑은 고딕" w:hAnsi="맑은 고딕" w:eastAsia="맑은 고딕"/>
+          <w:b/>
+          <w:color w:val="1F2937"/>
+          <w:sz w:val="21"/>
+        </w:rPr>
+        <w:t xml:space="preserve">아티스트 소개: </w:t>
+      </w:r>
+      <w:r>
+        <w:rPr w:rFonts="맑은 고딕">
+          <w:rFonts w:ascii="맑은 고딕" w:hAnsi="맑은 고딕" w:eastAsia="맑은 고딕"/>
+          <w:b w:val="0"/>
+          <w:sz w:val="21"/>
+        </w:rPr>
+        <w:t>당대 팝 씬의 정점에서 대중음악의 흐름을 주도했던 전설적인 싱어송라이터와 밴드들이 하나의 음반 속에 조화롭게 포진해 있습니다. 서로 다른 음악적 개성과 감성을 지닌 아티스트들의 절정기 기량이 한데 어우러져 장르를 초월한 웅장하고 유려한 팝의 스펙트럼을 완성해 냅니다.</w:t>
+      </w:r>
+    </w:p>
+    <w:p>
+      <w:pPr>
+        <w:spacing w:line="324" w:lineRule="auto" w:before="200" w:after="80"/>
+      </w:pPr>
+      <w:r>
+        <w:rPr w:rFonts="맑은 고딕">
+          <w:rFonts w:ascii="맑은 고딕" w:hAnsi="맑은 고딕" w:eastAsia="맑은 고딕"/>
+          <w:b/>
+          <w:color w:val="1E3A8A"/>
+          <w:sz w:val="24"/>
+        </w:rPr>
+        <w:t>3. 음반 상세 분석</w:t>
+      </w:r>
+    </w:p>
+    <w:p>
+      <w:pPr>
+        <w:spacing w:line="324" w:lineRule="auto" w:after="80"/>
+      </w:pPr>
+      <w:r>
+        <w:rPr w:rFonts="맑은 고딕">
+          <w:rFonts w:ascii="맑은 고딕" w:hAnsi="맑은 고딕" w:eastAsia="맑은 고딕"/>
+          <w:b w:val="0"/>
+          <w:color w:val="6B7280"/>
+          <w:sz w:val="21"/>
+        </w:rPr>
+        <w:t xml:space="preserve">· </w:t>
+      </w:r>
+      <w:r>
+        <w:rPr w:rFonts="맑은 고딕">
+          <w:rFonts w:ascii="맑은 고딕" w:hAnsi="맑은 고딕" w:eastAsia="맑은 고딕"/>
+          <w:b/>
+          <w:color w:val="1F2937"/>
+          <w:sz w:val="21"/>
+        </w:rPr>
+        <w:t xml:space="preserve">역사적 위치: </w:t>
+      </w:r>
+      <w:r>
+        <w:rPr w:rFonts="맑은 고딕">
+          <w:rFonts w:ascii="맑은 고딕" w:hAnsi="맑은 고딕" w:eastAsia="맑은 고딕"/>
+          <w:b w:val="0"/>
+          <w:sz w:val="21"/>
+        </w:rPr>
+        <w:t>단편적인 유행가의 나열을 넘어, 당대 서구 팝 음악이 이룩한 미학적 완성도와 대중적 감수성의 균형점을 정교하게 기록한 소중한 음악사적 아카이브입니다.</w:t>
+      </w:r>
+    </w:p>
+    <w:p>
+      <w:pPr>
+        <w:spacing w:line="324" w:lineRule="auto" w:after="80"/>
+      </w:pPr>
+      <w:r>
+        <w:rPr w:rFonts="맑은 고딕">
+          <w:rFonts w:ascii="맑은 고딕" w:hAnsi="맑은 고딕" w:eastAsia="맑은 고딕"/>
+          <w:b w:val="0"/>
+          <w:color w:val="6B7280"/>
+          <w:sz w:val="21"/>
+        </w:rPr>
+        <w:t xml:space="preserve">· </w:t>
+      </w:r>
+      <w:r>
+        <w:rPr w:rFonts="맑은 고딕">
+          <w:rFonts w:ascii="맑은 고딕" w:hAnsi="맑은 고딕" w:eastAsia="맑은 고딕"/>
+          <w:b/>
+          <w:color w:val="1F2937"/>
+          <w:sz w:val="21"/>
+        </w:rPr>
+        <w:t xml:space="preserve">시대의 흔적(스토리텔링): </w:t>
+      </w:r>
+      <w:r>
+        <w:rPr w:rFonts="맑은 고딕">
+          <w:rFonts w:ascii="맑은 고딕" w:hAnsi="맑은 고딕" w:eastAsia="맑은 고딕"/>
+          <w:b w:val="0"/>
+          <w:sz w:val="21"/>
+        </w:rPr>
+        <w:t>어두운 방 안, 턴테이블에서 피어오르던 멜로디에 기대어 푸른 청춘의 번민과 낭만을 달래던 옛 시절의 순수한 정서가 고스란히 각인되어 있습니다. 라디오 시그널과 함께 밤하늘을 수놓았던 그 시절의 아련한 공기와 서정이 소리골 깊숙이 배어 있습니다.</w:t>
+      </w:r>
+    </w:p>
+    <w:p>
+      <w:pPr>
+        <w:spacing w:line="324" w:lineRule="auto" w:before="200" w:after="80"/>
+      </w:pPr>
+      <w:r>
+        <w:rPr w:rFonts="맑은 고딕">
+          <w:rFonts w:ascii="맑은 고딕" w:hAnsi="맑은 고딕" w:eastAsia="맑은 고딕"/>
+          <w:b/>
+          <w:color w:val="1E3A8A"/>
+          <w:sz w:val="24"/>
+        </w:rPr>
+        <w:t>4. 주요 수록곡 및 감상 제언</w:t>
+      </w:r>
+    </w:p>
+    <w:p>
+      <w:pPr>
+        <w:spacing w:line="324" w:lineRule="auto" w:after="80"/>
+      </w:pPr>
+      <w:r>
+        <w:rPr w:rFonts="맑은 고딕">
+          <w:rFonts w:ascii="맑은 고딕" w:hAnsi="맑은 고딕" w:eastAsia="맑은 고딕"/>
+          <w:b w:val="0"/>
+          <w:color w:val="6B7280"/>
+          <w:sz w:val="21"/>
+        </w:rPr>
+        <w:t xml:space="preserve">· </w:t>
+      </w:r>
+      <w:r>
+        <w:rPr w:rFonts="맑은 고딕">
+          <w:rFonts w:ascii="맑은 고딕" w:hAnsi="맑은 고딕" w:eastAsia="맑은 고딕"/>
+          <w:b/>
+          <w:color w:val="1F2937"/>
+          <w:sz w:val="21"/>
+        </w:rPr>
+        <w:t xml:space="preserve">주요 수록곡 특징: </w:t>
+      </w:r>
+      <w:r>
+        <w:rPr w:rFonts="맑은 고딕">
+          <w:rFonts w:ascii="맑은 고딕" w:hAnsi="맑은 고딕" w:eastAsia="맑은 고딕"/>
+          <w:b w:val="0"/>
+          <w:sz w:val="21"/>
+        </w:rPr>
+        <w:t>맑고 투명한 어쿠스틱 선율 위에 얹힌 애틋한 보컬 발라드부터, 유려한 브라스와 현악 편곡이 돋보이는 팝 트랙까지 다채로운 굴곡을 지니고 있으며, 전 곡에 걸쳐 서정성과 선율미의 정수를 들려줍니다.</w:t>
+      </w:r>
+    </w:p>
+    <w:p>
+      <w:pPr>
+        <w:spacing w:line="324" w:lineRule="auto" w:after="80"/>
+      </w:pPr>
+      <w:r>
+        <w:rPr w:rFonts="맑은 고딕">
+          <w:rFonts w:ascii="맑은 고딕" w:hAnsi="맑은 고딕" w:eastAsia="맑은 고딕"/>
+          <w:b w:val="0"/>
+          <w:color w:val="6B7280"/>
+          <w:sz w:val="21"/>
+        </w:rPr>
+        <w:t xml:space="preserve">· </w:t>
+      </w:r>
+      <w:r>
+        <w:rPr w:rFonts="맑은 고딕">
+          <w:rFonts w:ascii="맑은 고딕" w:hAnsi="맑은 고딕" w:eastAsia="맑은 고딕"/>
+          <w:b/>
+          <w:color w:val="1F2937"/>
+          <w:sz w:val="21"/>
+        </w:rPr>
+        <w:t xml:space="preserve">빈티지 감상 제언: </w:t>
+      </w:r>
+      <w:r>
+        <w:rPr w:rFonts="맑은 고딕">
+          <w:rFonts w:ascii="맑은 고딕" w:hAnsi="맑은 고딕" w:eastAsia="맑은 고딕"/>
+          <w:b w:val="0"/>
+          <w:sz w:val="21"/>
+        </w:rPr>
+        <w:t>진공관 앰프의 부드러운 온기와 아날로그 턴테이블의 바늘이 긁어내는 미세한 질감이 만날 때 최상의 진가를 발휘합니다. 특히 중역대의 풍성한 보컬 질감과 어쿠스틱 악기들의 자연스러운 잔향에 귀를 기울이면 디지털 음원에서는 결코 맛볼 수 없는 깊은 공간감을 느낄 수 있습니다.</w:t>
+      </w:r>
+    </w:p>
+    <w:p>
+      <w:pPr>
+        <w:spacing w:line="324" w:lineRule="auto" w:after="80"/>
+      </w:pPr>
+      <w:r>
+        <w:rPr w:rFonts="맑은 고딕">
+          <w:rFonts w:ascii="맑은 고딕" w:hAnsi="맑은 고딕" w:eastAsia="맑은 고딕"/>
+          <w:b w:val="0"/>
+          <w:color w:val="6B7280"/>
+          <w:sz w:val="21"/>
+        </w:rPr>
+        <w:t xml:space="preserve">· </w:t>
+      </w:r>
+      <w:r>
+        <w:rPr w:rFonts="맑은 고딕">
+          <w:rFonts w:ascii="맑은 고딕" w:hAnsi="맑은 고딕" w:eastAsia="맑은 고딕"/>
+          <w:b/>
+          <w:color w:val="1F2937"/>
+          <w:sz w:val="21"/>
+        </w:rPr>
+        <w:t xml:space="preserve">소장 가치: </w:t>
+      </w:r>
+      <w:r>
+        <w:rPr w:rFonts="맑은 고딕">
+          <w:rFonts w:ascii="맑은 고딕" w:hAnsi="맑은 고딕" w:eastAsia="맑은 고딕"/>
+          <w:b w:val="0"/>
+          <w:sz w:val="21"/>
+        </w:rPr>
+        <w:t>한 시대를 풍미한 거장들의 대표곡을 뛰어난 아날로그 프레싱으로 음미할 수 있다는 점에서, 정통 빈티지 팝 사운드를 사랑하는 LP 컬렉터라면 필히 곁에 두어야 할 가치 있는 명반입니다.</w:t>
+      </w:r>
+    </w:p>
+    <w:p>
+      <w:pPr>
+        <w:spacing w:line="324" w:lineRule="auto" w:after="120" w:before="160"/>
+      </w:pPr>
+      <w:r>
+        <w:rPr w:rFonts="맑은 고딕">
+          <w:rFonts w:ascii="맑은 고딕" w:hAnsi="맑은 고딕" w:eastAsia="맑은 고딕"/>
+          <w:b/>
+          <w:color w:val="4338CA"/>
+          <w:sz w:val="21"/>
+        </w:rPr>
+        <w:t>이 음반을 통해 아날로그 소리골 속에 아스라이 피어나는 옛 시절의 따스한 낭만과 음악이 전해주는 감동을 다시 한번 경험해 보시는 것은 어떨까요?</w:t>
       </w:r>
     </w:p>
     <w:sectPr>
       <w:pgSz w:w="12240" w:h="15840"/>
-      <w:pgMar w:top="1440" w:right="1440" w:bottom="1440" w:left="1440" w:header="720" w:footer="720" w:gutter="0"/>
+      <w:pgMar w:top="1152" w:right="1296" w:bottom="1152" w:left="1296" w:header="720" w:footer="720" w:gutter="0"/>
       <w:cols w:space="720"/>
       <w:docGrid w:linePitch="360"/>
     </w:sectPr>

--- a/word_reports/LP_0014_위치_316_Various Artists_New Pops .docx
+++ b/word_reports/LP_0014_위치_316_Various Artists_New Pops .docx
@@ -32,7 +32,7 @@
     </w:p>
     <w:p>
       <w:pPr>
-        <w:spacing w:line="324" w:lineRule="auto" w:before="80" w:after="160"/>
+        <w:spacing w:line="324" w:lineRule="auto" w:before="80" w:after="120"/>
       </w:pPr>
       <w:r>
         <w:rPr w:rFonts="맑은 고딕">
@@ -42,13 +42,6 @@
           <w:sz w:val="22"/>
         </w:rPr>
         <w:t xml:space="preserve">[음반 소개] </w:t>
-      </w:r>
-      <w:r>
-        <w:rPr w:rFonts="맑은 고딕">
-          <w:rFonts w:ascii="맑은 고딕" w:hAnsi="맑은 고딕" w:eastAsia="맑은 고딕"/>
-          <w:b w:val="0"/>
-          <w:sz w:val="21"/>
-        </w:rPr>
       </w:r>
     </w:p>
     <w:p>
@@ -61,7 +54,33 @@
           <w:b w:val="0"/>
           <w:sz w:val="21"/>
         </w:rPr>
-        <w:t>한 시대의 공기를 머금은 팝 음악은 세월의 물결 속에서도 결코 바래지 않는 영롱한 보석과 같습니다. 본 작 『New Pops Album Vol. 5』는 팝 음악의 찬란한 전성기를 수놓았던 보석 같은 명곡들을 엄선하여 정성스레 엮어낸 품격 높은 옴니버스 음반입니다. 각 트랙마다 아로새겨진 서정적인 선율과 시대의 낭만은 바늘 끝을 타고 흘러나와 메마른 현대인의 영혼에 따스한 서정의 숨결을 불어넣어 줍니다. 단 한 장의 바이닐을 통해 팝 황금기가 선사하는 다채롭고 찬연한 음악적 파노라마를 오롯이 경험할 수 있는 뜻깊은 명반입니다.</w:t>
+        <w:t>한 시대를 풍미했던 선율들이 한자리에 모인다는 것은, 단순한 음악의 물리적 집합을 넘어 그 시절 인류가 공유했던 정서의 총체를 집약하는 숭고한 큐레이션의 과정입니다. 20세기 후반 턴테이블의 회전과 함께 황금기를 맞이했던 컴필레이션 명반의 계보 속에서, 《New Pops Album Vol. 5》는 당대 팝 음악계가 도달했던 서정적 완성도와 대중적 우아함을 가장 순수하게 담아낸 기념비적인 옴니버스 음반입니다. 서구 팝 음악의 새로운 조류가 낭만적인 오케스트레이션과 세련된 싱어송라이터의 숨결을 입고 전 세계를 매혹하던 그 시기, 본 작은 음악을 사랑하는 이들의 귀와 가슴을 동시에 적셨던 시대의 보석 같은 트랙들을 유려하게 엮어냈습니다.</w:t>
+      </w:r>
+    </w:p>
+    <w:p>
+      <w:pPr>
+        <w:spacing w:line="324" w:lineRule="auto" w:after="120"/>
+      </w:pPr>
+      <w:r>
+        <w:rPr w:rFonts="맑은 고딕">
+          <w:rFonts w:ascii="맑은 고딕" w:hAnsi="맑은 고딕" w:eastAsia="맑은 고딕"/>
+          <w:b w:val="0"/>
+          <w:sz w:val="21"/>
+        </w:rPr>
+        <w:t>이 음반에 아로새겨진 음악적 족적은 당대 대중문화의 심장부를 관통합니다. 찰나의 유행에 휩쓸리지 않고 세월의 여과 장치를 통과하며 생명력을 획득한 명곡들은, 거대한 스트링 섹션의 유려한 울림과 담백한 어쿠스틱 사운드, 그리고 영혼을 울리는 보컬리스트들의 원숙한 기량이 절묘한 균형을 이루고 있습니다. 참여한 예술가들은 저마다의 멜로디 속에 사랑과 이별, 방황과 연민이라는 보편적 인간 감정을 투영하였으며, 이는 언어의 장벽을 뛰어넘어 한국의 리스너들에게도 깊은 감정적 교명(交鳴)을 이끌어냈습니다. 라디오 전파를 타고 밤하늘을 수놓던 그 시절의 낭만이 한 장의 검은 바이닐 속에 고스란히 봉인된 것입니다.</w:t>
+      </w:r>
+    </w:p>
+    <w:p>
+      <w:pPr>
+        <w:spacing w:line="324" w:lineRule="auto" w:after="120"/>
+      </w:pPr>
+      <w:r>
+        <w:rPr w:rFonts="맑은 고딕">
+          <w:rFonts w:ascii="맑은 고딕" w:hAnsi="맑은 고딕" w:eastAsia="맑은 고딕"/>
+          <w:b w:val="0"/>
+          <w:sz w:val="21"/>
+        </w:rPr>
+        <w:t>세월이 흘러 디지털 음원이 범람하는 오늘날에도 이 음반이 각별한 가치를 지니는 까닭은, 특유의 아날로그적 온기와 정서적 깊이감에 있습니다. 음반의 홈(Groove) 사이로 바늘이 지나며 길어 올리는 미세한 질감은 마치 오래된 편지지의 사각거림처럼 청자의 마음을 보듬습니다. 화려한 전자음의 자극 대신 진솔한 선율의 아름다움을 탐구하던 예술가들의 장인 정신은 여전히 빛을 발하며, 아늑한 어둠 속에서 턴테이블의 불빛을 바라보며 음악에 온전히 침잠하던 그 시절의 서정적 울림을 오늘 우리 곁으로 다시 불러옵니다.</w:t>
       </w:r>
     </w:p>
     <w:p>
@@ -168,7 +187,7 @@
           <w:b w:val="0"/>
           <w:sz w:val="21"/>
         </w:rPr>
-        <w:t>팝 음악의 황금기였던 1970~80년대의 대표적인 히트 트랙과 음악성 높은 수작들을 집대성하여 애호가들을 위해 기획·발매된 정통 팝 컴필레이션 LP.</w:t>
+        <w:t>1970~80년대 황금기 팝 명곡들을 엄선하여 감상용으로 정교하게 기획·발매된 정통 라이선스 옴니버스 LP 시리즈의 대표작입니다.</w:t>
       </w:r>
     </w:p>
     <w:p>
@@ -199,7 +218,7 @@
           <w:b w:val="0"/>
           <w:sz w:val="21"/>
         </w:rPr>
-        <w:t>발매 당시 전국의 음악 다방과 라디오 애청자들의 전폭적인 지지를 받으며 장기 베스트셀러를 기록, 대중성과 음악성을 동시에 인정받은 시대의 인기반.</w:t>
+        <w:t>발매 당시 전국의 음악 다방, 심야 라디오 프로그램, 감상실을 중심으로 폭발적인 신청 릴레이를 기록하며 팝 애호가 필청의 스테디셀러로 확고한 상업적 성과를 거두었습니다.</w:t>
       </w:r>
     </w:p>
     <w:p>
@@ -230,7 +249,7 @@
           <w:b w:val="0"/>
           <w:sz w:val="21"/>
         </w:rPr>
-        <w:t>수록곡 대다수가 미국 빌보드(Billboard) 차트 및 영국 오피셜 차트 상위권을 장식하고 유수의 음악 시상식을 빛낸 공인된 명곡들로 구성되어 음반 자체의 음악적 권위를 입증함.</w:t>
+        <w:t>빌보드 핫 100 상위권 및 그래미 어워드에 노미네이트되었던 최정상급 아티스트들의 검증된 명곡들이 대거 포진하여 평단과 대중 모두에게 최고의 팝 앤솔러지로 공인받았습니다.</w:t>
       </w:r>
     </w:p>
     <w:p>
@@ -275,7 +294,7 @@
           <w:b w:val="0"/>
           <w:sz w:val="21"/>
         </w:rPr>
-        <w:t>다국적 (미국, 영국 및 글로벌)</w:t>
+        <w:t>다국적 (미국, 영국, 캐나다, 유럽 등)</w:t>
       </w:r>
     </w:p>
     <w:p>
@@ -306,7 +325,7 @@
           <w:b w:val="0"/>
           <w:sz w:val="21"/>
         </w:rPr>
-        <w:t>해당 없음 (다양한 시대를 대표하는 아티스트 연합)</w:t>
+        <w:t>해당 없음 (다양한 시기의 아티스트 참여)</w:t>
       </w:r>
     </w:p>
     <w:p>
@@ -368,7 +387,7 @@
           <w:b w:val="0"/>
           <w:sz w:val="21"/>
         </w:rPr>
-        <w:t>당대 팝 씬의 정점에서 대중음악의 흐름을 주도했던 전설적인 싱어송라이터와 밴드들이 하나의 음반 속에 조화롭게 포진해 있습니다. 서로 다른 음악적 개성과 감성을 지닌 아티스트들의 절정기 기량이 한데 어우러져 장르를 초월한 웅장하고 유려한 팝의 스펙트럼을 완성해 냅니다.</w:t>
+        <w:t>팝과 소프트 록, 포크와 성인가요(Adult Contemporary)의 정점에 서 있던 세계적 거장들이 결집하였습니다. 각 트랙마다 참여한 아티스트들은 독창적인 가창력과 섬세한 편곡 미학을 과시하며 20세기 팝 음악의 영토를 비옥하게 확장한 주역들입니다.</w:t>
       </w:r>
     </w:p>
     <w:p>
@@ -413,7 +432,7 @@
           <w:b w:val="0"/>
           <w:sz w:val="21"/>
         </w:rPr>
-        <w:t>단편적인 유행가의 나열을 넘어, 당대 서구 팝 음악이 이룩한 미학적 완성도와 대중적 감수성의 균형점을 정교하게 기록한 소중한 음악사적 아카이브입니다.</w:t>
+        <w:t>단발성 히트곡의 나열에 그치지 않고, 앨범 전체의 서정적 무드와 트랙 간의 유기적 흐름을 치밀하게 계산하여 완성한 아날로그 컴필레이션 음반의 모범적 전형입니다.</w:t>
       </w:r>
     </w:p>
     <w:p>
@@ -444,7 +463,7 @@
           <w:b w:val="0"/>
           <w:sz w:val="21"/>
         </w:rPr>
-        <w:t>어두운 방 안, 턴테이블에서 피어오르던 멜로디에 기대어 푸른 청춘의 번민과 낭만을 달래던 옛 시절의 순수한 정서가 고스란히 각인되어 있습니다. 라디오 시그널과 함께 밤하늘을 수놓았던 그 시절의 아련한 공기와 서정이 소리골 깊숙이 배어 있습니다.</w:t>
+        <w:t>밤늦은 시각 카세트테이프에 라디오를 녹음하고 음악실의 LP 선반을 뒤적이던 7080 세대의 청춘과 낭만, 그리고 새로운 서구 문화에 매료되었던 순수한 문화적 갈망이 고스란히 담겨 있습니다.</w:t>
       </w:r>
     </w:p>
     <w:p>
@@ -489,7 +508,7 @@
           <w:b w:val="0"/>
           <w:sz w:val="21"/>
         </w:rPr>
-        <w:t>맑고 투명한 어쿠스틱 선율 위에 얹힌 애틋한 보컬 발라드부터, 유려한 브라스와 현악 편곡이 돋보이는 팝 트랙까지 다채로운 굴곡을 지니고 있으며, 전 곡에 걸쳐 서정성과 선율미의 정수를 들려줍니다.</w:t>
+        <w:t>심금을 울리는 서정적 어쿠스틱 발라드부터 유려한 관현악 반주가 돋보이는 팝 트랙들이 포진해 있으며, 멜로디의 굴곡마다 짙은 페이소스와 우수가 스며들어 있는 것이 특징입니다.</w:t>
       </w:r>
     </w:p>
     <w:p>
@@ -520,7 +539,7 @@
           <w:b w:val="0"/>
           <w:sz w:val="21"/>
         </w:rPr>
-        <w:t>진공관 앰프의 부드러운 온기와 아날로그 턴테이블의 바늘이 긁어내는 미세한 질감이 만날 때 최상의 진가를 발휘합니다. 특히 중역대의 풍성한 보컬 질감과 어쿠스틱 악기들의 자연스러운 잔향에 귀를 기울이면 디지털 음원에서는 결코 맛볼 수 없는 깊은 공간감을 느낄 수 있습니다.</w:t>
+        <w:t>온기 어린 진공관 앰프와 중음역이 풍성한 턴테이블 카트리지를 매칭하여 감상할 때, 보컬의 숨소리와 현악기의 질감이 공간을 아늑하게 채우며 아날로그 재생 예술의 진가를 만끽할 수 있습니다.</w:t>
       </w:r>
     </w:p>
     <w:p>
@@ -551,7 +570,7 @@
           <w:b w:val="0"/>
           <w:sz w:val="21"/>
         </w:rPr>
-        <w:t>한 시대를 풍미한 거장들의 대표곡을 뛰어난 아날로그 프레싱으로 음미할 수 있다는 점에서, 정통 빈티지 팝 사운드를 사랑하는 LP 컬렉터라면 필히 곁에 두어야 할 가치 있는 명반입니다.</w:t>
+        <w:t>단 한 장의 바이닐을 통해 팝 황금기의 찬란한 하이라이트를 아날로그 본연의 사운드로 감상할 수 있다는 점에서 빈티지 LP 컬렉터라면 결코 놓칠 수 없는 높은 아카이브적 가치를 지닙니다.</w:t>
       </w:r>
     </w:p>
     <w:p>
@@ -565,7 +584,7 @@
           <w:color w:val="4338CA"/>
           <w:sz w:val="21"/>
         </w:rPr>
-        <w:t>이 음반을 통해 아날로그 소리골 속에 아스라이 피어나는 옛 시절의 따스한 낭만과 음악이 전해주는 감동을 다시 한번 경험해 보시는 것은 어떨까요?</w:t>
+        <w:t>이 음반을 통해 아날로그의 따뜻한 숨결 속에 녹아든 황금기 팝의 서정이 전해주는 감동을 다시 한번 경험해 보시는 것은 어떨까요?</w:t>
       </w:r>
     </w:p>
     <w:sectPr>
